--- a/qg中期考核/项目文档/差分隐私编队控制文档.docx
+++ b/qg中期考核/项目文档/差分隐私编队控制文档.docx
@@ -12486,8 +12486,6 @@
               </w:rPr>
               <w:t>0.5</w:t>
             </w:r>
-            <w:bookmarkStart w:id="0" w:name="_GoBack"/>
-            <w:bookmarkEnd w:id="0"/>
           </w:p>
         </w:tc>
       </w:tr>
@@ -14609,18 +14607,74 @@
     <w:p>
       <w:pPr>
         <w:widowControl/>
+        <w:numPr>
+          <w:numId w:val="0"/>
+        </w:numPr>
+        <w:spacing w:after="0" w:line="300" w:lineRule="auto"/>
+        <w:ind w:left="360" w:leftChars="0"/>
+        <w:rPr>
+          <w:rFonts w:hint="eastAsia" w:ascii="Arial" w:hAnsi="Arial" w:eastAsia="宋体" w:cs="Arial"/>
+          <w:color w:val="000000"/>
+          <w:kern w:val="0"/>
+          <w:sz w:val="24"/>
+          <w:lang w:eastAsia="zh-CN"/>
+          <w14:ligatures w14:val="none"/>
+        </w:rPr>
+      </w:pPr>
+      <w:r>
+        <w:rPr>
+          <w:rFonts w:hint="eastAsia" w:ascii="Arial" w:hAnsi="Arial" w:eastAsia="宋体" w:cs="Arial"/>
+          <w:color w:val="000000"/>
+          <w:kern w:val="0"/>
+          <w:sz w:val="24"/>
+          <w:lang w:eastAsia="zh-CN"/>
+          <w14:ligatures w14:val="none"/>
+        </w:rPr>
+        <w:drawing>
+          <wp:inline distT="0" distB="0" distL="114300" distR="114300">
+            <wp:extent cx="5259070" cy="4154805"/>
+            <wp:effectExtent l="0" t="0" r="11430" b="10795"/>
+            <wp:docPr id="1" name="图片 1" descr="屏幕截图 2026-03-28 115315"/>
+            <wp:cNvGraphicFramePr>
+              <a:graphicFrameLocks xmlns:a="http://schemas.openxmlformats.org/drawingml/2006/main" noChangeAspect="1"/>
+            </wp:cNvGraphicFramePr>
+            <a:graphic xmlns:a="http://schemas.openxmlformats.org/drawingml/2006/main">
+              <a:graphicData uri="http://schemas.openxmlformats.org/drawingml/2006/picture">
+                <pic:pic xmlns:pic="http://schemas.openxmlformats.org/drawingml/2006/picture">
+                  <pic:nvPicPr>
+                    <pic:cNvPr id="1" name="图片 1" descr="屏幕截图 2026-03-28 115315"/>
+                    <pic:cNvPicPr>
+                      <a:picLocks noChangeAspect="1"/>
+                    </pic:cNvPicPr>
+                  </pic:nvPicPr>
+                  <pic:blipFill>
+                    <a:blip r:embed="rId6"/>
+                    <a:stretch>
+                      <a:fillRect/>
+                    </a:stretch>
+                  </pic:blipFill>
+                  <pic:spPr>
+                    <a:xfrm>
+                      <a:off x="0" y="0"/>
+                      <a:ext cx="5259070" cy="4154805"/>
+                    </a:xfrm>
+                    <a:prstGeom prst="rect">
+                      <a:avLst/>
+                    </a:prstGeom>
+                  </pic:spPr>
+                </pic:pic>
+              </a:graphicData>
+            </a:graphic>
+          </wp:inline>
+        </w:drawing>
+      </w:r>
+    </w:p>
+    <w:p>
+      <w:pPr>
+        <w:widowControl/>
         <w:spacing w:after="0" w:line="4800" w:lineRule="exact"/>
         <w:jc w:val="center"/>
         <w:rPr>
-          <w:rFonts w:ascii="Arial" w:hAnsi="Arial" w:eastAsia="宋体" w:cs="Arial"/>
-          <w:color w:val="000000"/>
-          <w:kern w:val="0"/>
-          <w:sz w:val="24"/>
-          <w14:ligatures w14:val="none"/>
-        </w:rPr>
-      </w:pPr>
-      <w:r>
-        <w:rPr>
           <w:rFonts w:ascii="宋体" w:hAnsi="宋体" w:eastAsia="宋体" w:cs="Arial"/>
           <w:b w:val="0"/>
           <w:color w:val="000000"/>
@@ -14628,7 +14682,81 @@
           <w:sz w:val="18"/>
           <w14:ligatures w14:val="none"/>
         </w:rPr>
+      </w:pPr>
+      <w:r>
+        <w:rPr>
+          <w:rFonts w:ascii="宋体" w:hAnsi="宋体" w:eastAsia="宋体" w:cs="Arial"/>
+          <w:b w:val="0"/>
+          <w:color w:val="000000"/>
+          <w:kern w:val="0"/>
+          <w:sz w:val="18"/>
+          <w14:ligatures w14:val="none"/>
+        </w:rPr>
         <w:t>图7 不同隐私预算下编队时序演化图</w:t>
+      </w:r>
+    </w:p>
+    <w:p>
+      <w:pPr>
+        <w:widowControl/>
+        <w:spacing w:after="0" w:line="240" w:lineRule="auto"/>
+        <w:jc w:val="center"/>
+        <w:rPr>
+          <w:rFonts w:hint="eastAsia" w:ascii="宋体" w:hAnsi="宋体" w:eastAsia="宋体" w:cs="Arial"/>
+          <w:b w:val="0"/>
+          <w:color w:val="000000"/>
+          <w:kern w:val="0"/>
+          <w:sz w:val="18"/>
+          <w:lang w:eastAsia="zh-CN"/>
+          <w14:ligatures w14:val="none"/>
+        </w:rPr>
+      </w:pPr>
+      <w:r>
+        <w:rPr>
+          <w:rFonts w:hint="eastAsia" w:ascii="宋体" w:hAnsi="宋体" w:eastAsia="宋体" w:cs="Arial"/>
+          <w:b w:val="0"/>
+          <w:color w:val="000000"/>
+          <w:kern w:val="0"/>
+          <w:sz w:val="18"/>
+          <w:lang w:eastAsia="zh-CN"/>
+          <w14:ligatures w14:val="none"/>
+        </w:rPr>
+        <w:drawing>
+          <wp:inline distT="0" distB="0" distL="114300" distR="114300">
+            <wp:extent cx="5264785" cy="4108450"/>
+            <wp:effectExtent l="0" t="0" r="5715" b="6350"/>
+            <wp:docPr id="4" name="图片 4" descr="屏幕截图 2026-03-28 115658"/>
+            <wp:cNvGraphicFramePr>
+              <a:graphicFrameLocks xmlns:a="http://schemas.openxmlformats.org/drawingml/2006/main" noChangeAspect="1"/>
+            </wp:cNvGraphicFramePr>
+            <a:graphic xmlns:a="http://schemas.openxmlformats.org/drawingml/2006/main">
+              <a:graphicData uri="http://schemas.openxmlformats.org/drawingml/2006/picture">
+                <pic:pic xmlns:pic="http://schemas.openxmlformats.org/drawingml/2006/picture">
+                  <pic:nvPicPr>
+                    <pic:cNvPr id="4" name="图片 4" descr="屏幕截图 2026-03-28 115658"/>
+                    <pic:cNvPicPr>
+                      <a:picLocks noChangeAspect="1"/>
+                    </pic:cNvPicPr>
+                  </pic:nvPicPr>
+                  <pic:blipFill>
+                    <a:blip r:embed="rId7"/>
+                    <a:stretch>
+                      <a:fillRect/>
+                    </a:stretch>
+                  </pic:blipFill>
+                  <pic:spPr>
+                    <a:xfrm>
+                      <a:off x="0" y="0"/>
+                      <a:ext cx="5264785" cy="4108450"/>
+                    </a:xfrm>
+                    <a:prstGeom prst="rect">
+                      <a:avLst/>
+                    </a:prstGeom>
+                  </pic:spPr>
+                </pic:pic>
+              </a:graphicData>
+            </a:graphic>
+          </wp:inline>
+        </w:drawing>
       </w:r>
     </w:p>
     <w:p>
@@ -14702,7 +14830,30 @@
           <w:sz w:val="21"/>
           <w14:ligatures w14:val="none"/>
         </w:rPr>
-        <w:t>本实验设置 1 个故障智能体，攻击强度为恒定位置偏差，验证不同隐私预算下系统对故障攻击的鲁棒性，核心输出结果如下：</w:t>
+        <w:t>本实验设置 1</w:t>
+      </w:r>
+      <w:r>
+        <w:rPr>
+          <w:rFonts w:hint="eastAsia" w:ascii="宋体" w:hAnsi="宋体" w:eastAsia="宋体" w:cs="Arial"/>
+          <w:b w:val="0"/>
+          <w:color w:val="000000"/>
+          <w:kern w:val="0"/>
+          <w:sz w:val="21"/>
+          <w:lang w:val="en-US" w:eastAsia="zh-CN"/>
+          <w14:ligatures w14:val="none"/>
+        </w:rPr>
+        <w:t>0</w:t>
+      </w:r>
+      <w:r>
+        <w:rPr>
+          <w:rFonts w:ascii="宋体" w:hAnsi="宋体" w:eastAsia="宋体" w:cs="Arial"/>
+          <w:b w:val="0"/>
+          <w:color w:val="000000"/>
+          <w:kern w:val="0"/>
+          <w:sz w:val="21"/>
+          <w14:ligatures w14:val="none"/>
+        </w:rPr>
+        <w:t>个故障智能体，攻击强度为恒定位置偏差，验证不同隐私预算下系统对故障攻击的鲁棒性，核心输出结果如下：</w:t>
       </w:r>
     </w:p>
     <w:p>
@@ -14764,27 +14915,69 @@
     <w:p>
       <w:pPr>
         <w:widowControl/>
-        <w:spacing w:after="0" w:line="4800" w:lineRule="exact"/>
-        <w:jc w:val="center"/>
-        <w:rPr>
-          <w:rFonts w:ascii="Arial" w:hAnsi="Arial" w:eastAsia="宋体" w:cs="Arial"/>
-          <w:color w:val="000000"/>
-          <w:kern w:val="0"/>
-          <w:sz w:val="24"/>
-          <w14:ligatures w14:val="none"/>
-        </w:rPr>
-      </w:pPr>
-      <w:r>
-        <w:rPr>
-          <w:rFonts w:ascii="宋体" w:hAnsi="宋体" w:eastAsia="宋体" w:cs="Arial"/>
-          <w:b w:val="0"/>
-          <w:color w:val="000000"/>
-          <w:kern w:val="0"/>
-          <w:sz w:val="18"/>
-          <w14:ligatures w14:val="none"/>
-        </w:rPr>
-        <w:t>图9 故障攻击下编队动态效果图</w:t>
-      </w:r>
+        <w:numPr>
+          <w:numId w:val="0"/>
+        </w:numPr>
+        <w:spacing w:after="0" w:line="300" w:lineRule="auto"/>
+        <w:ind w:left="360" w:leftChars="0"/>
+        <w:rPr>
+          <w:rFonts w:hint="eastAsia" w:ascii="Arial" w:hAnsi="Arial" w:eastAsia="宋体" w:cs="Arial"/>
+          <w:color w:val="000000"/>
+          <w:kern w:val="0"/>
+          <w:sz w:val="24"/>
+          <w:lang w:eastAsia="zh-CN"/>
+          <w14:ligatures w14:val="none"/>
+        </w:rPr>
+      </w:pPr>
+      <w:bookmarkStart w:id="0" w:name="_GoBack"/>
+      <w:r>
+        <w:rPr>
+          <w:rFonts w:hint="eastAsia" w:ascii="Arial" w:hAnsi="Arial" w:eastAsia="宋体" w:cs="Arial"/>
+          <w:color w:val="000000"/>
+          <w:kern w:val="0"/>
+          <w:sz w:val="24"/>
+          <w:lang w:eastAsia="zh-CN"/>
+          <w14:ligatures w14:val="none"/>
+        </w:rPr>
+        <w:drawing>
+          <wp:inline distT="0" distB="0" distL="114300" distR="114300">
+            <wp:extent cx="5257800" cy="3810000"/>
+            <wp:effectExtent l="0" t="0" r="0" b="0"/>
+            <wp:docPr id="5" name="图片 5" descr="屏幕截图 2026-03-28 115541"/>
+            <wp:cNvGraphicFramePr>
+              <a:graphicFrameLocks xmlns:a="http://schemas.openxmlformats.org/drawingml/2006/main" noChangeAspect="1"/>
+            </wp:cNvGraphicFramePr>
+            <a:graphic xmlns:a="http://schemas.openxmlformats.org/drawingml/2006/main">
+              <a:graphicData uri="http://schemas.openxmlformats.org/drawingml/2006/picture">
+                <pic:pic xmlns:pic="http://schemas.openxmlformats.org/drawingml/2006/picture">
+                  <pic:nvPicPr>
+                    <pic:cNvPr id="5" name="图片 5" descr="屏幕截图 2026-03-28 115541"/>
+                    <pic:cNvPicPr>
+                      <a:picLocks noChangeAspect="1"/>
+                    </pic:cNvPicPr>
+                  </pic:nvPicPr>
+                  <pic:blipFill>
+                    <a:blip r:embed="rId8"/>
+                    <a:stretch>
+                      <a:fillRect/>
+                    </a:stretch>
+                  </pic:blipFill>
+                  <pic:spPr>
+                    <a:xfrm>
+                      <a:off x="0" y="0"/>
+                      <a:ext cx="5257800" cy="3810000"/>
+                    </a:xfrm>
+                    <a:prstGeom prst="rect">
+                      <a:avLst/>
+                    </a:prstGeom>
+                  </pic:spPr>
+                </pic:pic>
+              </a:graphicData>
+            </a:graphic>
+          </wp:inline>
+        </w:drawing>
+      </w:r>
+      <w:bookmarkEnd w:id="0"/>
     </w:p>
     <w:p>
       <w:pPr>
@@ -16562,6 +16755,7 @@
     <w:basedOn w:val="16"/>
     <w:link w:val="7"/>
     <w:semiHidden/>
+    <w:qFormat/>
     <w:uiPriority w:val="9"/>
     <w:rPr>
       <w:rFonts w:cstheme="majorBidi"/>
@@ -16778,6 +16972,7 @@
     <w:name w:val="页眉 字符"/>
     <w:basedOn w:val="16"/>
     <w:link w:val="12"/>
+    <w:qFormat/>
     <w:uiPriority w:val="99"/>
     <w:rPr>
       <w:sz w:val="18"/>
